--- a/documents/HyunahKwon/reports/4주차_보고서.docx
+++ b/documents/HyunahKwon/reports/4주차_보고서.docx
@@ -294,12 +294,10 @@
       </w:r>
     </w:p>
     <w:p>
-      <w:pPr>
+      <w:r>
         <w:rPr>
-          <w:rFonts w:hint="eastAsia"/>
+          <w:noProof/>
         </w:rPr>
-      </w:pPr>
-      <w:r>
         <w:drawing>
           <wp:inline distT="0" distB="0" distL="0" distR="0" wp14:anchorId="478A58C9" wp14:editId="7687E59B">
             <wp:extent cx="2738438" cy="2496972"/>
@@ -367,12 +365,10 @@
       </w:r>
     </w:p>
     <w:p>
-      <w:pPr>
+      <w:r>
         <w:rPr>
-          <w:rFonts w:hint="eastAsia"/>
+          <w:noProof/>
         </w:rPr>
-      </w:pPr>
-      <w:r>
         <w:drawing>
           <wp:inline distT="0" distB="0" distL="0" distR="0" wp14:anchorId="53ACBAE6" wp14:editId="52185B28">
             <wp:extent cx="5815558" cy="1362075"/>
@@ -412,11 +408,6 @@
     </w:p>
     <w:p/>
     <w:p>
-      <w:pPr>
-        <w:rPr>
-          <w:rFonts w:hint="eastAsia"/>
-        </w:rPr>
-      </w:pPr>
       <w:r>
         <w:rPr>
           <w:rFonts w:hint="eastAsia"/>
@@ -425,11 +416,6 @@
       </w:r>
     </w:p>
     <w:p>
-      <w:pPr>
-        <w:rPr>
-          <w:rFonts w:hint="eastAsia"/>
-        </w:rPr>
-      </w:pPr>
       <w:r>
         <w:rPr>
           <w:rFonts w:hint="eastAsia"/>
@@ -439,16 +425,29 @@
       </w:r>
     </w:p>
     <w:p>
-      <w:pPr>
-        <w:rPr>
-          <w:rFonts w:hint="eastAsia"/>
-        </w:rPr>
-      </w:pPr>
       <w:r>
         <w:rPr>
           <w:rFonts w:hint="eastAsia"/>
         </w:rPr>
-        <w:t>플레이어 캐릭터의 복장 후보 2가지 디자인</w:t>
+        <w:t>플레이어 캐릭터의 복장 후보 2가지</w:t>
+      </w:r>
+      <w:r>
+        <w:rPr>
+          <w:rFonts w:hint="eastAsia"/>
+        </w:rPr>
+        <w:t>, 생물_벌, 주민</w:t>
+      </w:r>
+      <w:r>
+        <w:rPr>
+          <w:rFonts w:hint="eastAsia"/>
+        </w:rPr>
+        <w:t xml:space="preserve"> 디자인</w:t>
+      </w:r>
+      <w:r>
+        <w:rPr>
+          <w:rFonts w:hint="eastAsia"/>
+        </w:rPr>
+        <w:t xml:space="preserve"> 러프</w:t>
       </w:r>
     </w:p>
     <w:p>
@@ -675,11 +674,6 @@
             <w:tcW w:w="3607" w:type="dxa"/>
           </w:tcPr>
           <w:p>
-            <w:pPr>
-              <w:rPr>
-                <w:rFonts w:hint="eastAsia"/>
-              </w:rPr>
-            </w:pPr>
             <w:r>
               <w:rPr>
                 <w:rFonts w:hint="eastAsia"/>
@@ -739,11 +733,6 @@
             <w:gridSpan w:val="3"/>
           </w:tcPr>
           <w:p>
-            <w:pPr>
-              <w:rPr>
-                <w:rFonts w:hint="eastAsia"/>
-              </w:rPr>
-            </w:pPr>
             <w:r>
               <w:rPr>
                 <w:rFonts w:hint="eastAsia"/>
@@ -819,7 +808,28 @@
             <w:tcW w:w="7213" w:type="dxa"/>
             <w:gridSpan w:val="3"/>
           </w:tcPr>
-          <w:p/>
+          <w:p>
+            <w:pPr>
+              <w:rPr>
+                <w:rFonts w:hint="eastAsia"/>
+              </w:rPr>
+            </w:pPr>
+            <w:r>
+              <w:rPr>
+                <w:rFonts w:hint="eastAsia"/>
+              </w:rPr>
+              <w:t>-</w:t>
+            </w:r>
+            <w:r>
+              <w:br/>
+            </w:r>
+            <w:r>
+              <w:rPr>
+                <w:rFonts w:hint="eastAsia"/>
+              </w:rPr>
+              <w:t>비교 가능한 지표로 알고리즘을 작성해볼 것(팀 피드백)</w:t>
+            </w:r>
+          </w:p>
         </w:tc>
       </w:tr>
     </w:tbl>
